--- a/docs/Customs-Analytics_Hosting_og_drift.docx
+++ b/docs/Customs-Analytics_Hosting_og_drift.docx
@@ -1,5 +1,5 @@
 
-<file path=word/document.xml><?xml version="1.0" encoding="UTF-8" standalone="yes"?><w:document mc:Ignorable="w14 w15 wp14" xmlns:wpc="http://schemas.microsoft.com/office/word/2010/wordprocessingCanvas" xmlns:mc="http://schemas.openxmlformats.org/markup-compatibility/2006" xmlns:o="urn:schemas-microsoft-com:office:office" xmlns:r="http://schemas.openxmlformats.org/officeDocument/2006/relationships" xmlns:m="http://schemas.openxmlformats.org/officeDocument/2006/math" xmlns:v="urn:schemas-microsoft-com:vml" xmlns:wp14="http://schemas.microsoft.com/office/word/2010/wordprocessingDrawing" xmlns:wp="http://schemas.openxmlformats.org/drawingml/2006/wordprocessingDrawing" xmlns:w10="urn:schemas-microsoft-com:office:word" xmlns:w="http://schemas.openxmlformats.org/wordprocessingml/2006/main" xmlns:w14="http://schemas.microsoft.com/office/word/2010/wordml" xmlns:w15="http://schemas.microsoft.com/office/word/2012/wordml" xmlns:wpg="http://schemas.microsoft.com/office/word/2010/wordprocessingGroup" xmlns:wpi="http://schemas.microsoft.com/office/word/2010/wordprocessingInk" xmlns:wne="http://schemas.microsoft.com/office/word/2006/wordml" xmlns:wps="http://schemas.microsoft.com/office/word/2010/wordprocessingShape" xmlns:cx="http://schemas.microsoft.com/office/drawing/2014/chartex" xmlns:cx1="http://schemas.microsoft.com/office/drawing/2015/9/8/chartex" xmlns:cx2="http://schemas.microsoft.com/office/drawing/2015/10/21/chartex" xmlns:cx3="http://schemas.microsoft.com/office/drawing/2016/5/9/chartex" xmlns:cx4="http://schemas.microsoft.com/office/drawing/2016/5/10/chartex" xmlns:cx5="http://schemas.microsoft.com/office/drawing/2016/5/11/chartex" xmlns:cx6="http://schemas.microsoft.com/office/drawing/2016/5/12/chartex" xmlns:cx7="http://schemas.microsoft.com/office/drawing/2016/5/13/chartex" xmlns:cx8="http://schemas.microsoft.com/office/drawing/2016/5/14/chartex" xmlns:aink="http://schemas.microsoft.com/office/drawing/2016/ink" xmlns:am3d="http://schemas.microsoft.com/office/drawing/2017/model3d" xmlns:w16cex="http://schemas.microsoft.com/office/word/2018/wordml/cex" xmlns:w16cid="http://schemas.microsoft.com/office/word/2016/wordml/cid" xmlns:w16="http://schemas.microsoft.com/office/word/2018/wordml" xmlns:w16sdtdh="http://schemas.microsoft.com/office/word/2020/wordml/sdtdatahash" xmlns:w16se="http://schemas.microsoft.com/office/word/2015/wordml/symex"><w:body><w:p><w:pPr><w:spacing w:after="0" w:before="1200"/></w:pPr><w:r><w:rPr><w:b/><w:bCs/><w:color w:val="1B365D"/><w:sz w:val="52"/><w:szCs w:val="52"/></w:rPr><w:t xml:space="preserve">Customs Analytics</w:t></w:r></w:p><w:p><w:pPr><w:spacing w:after="200"/></w:pPr><w:r><w:rPr><w:color w:val="2E5C8A"/><w:sz w:val="30"/><w:szCs w:val="30"/></w:rPr><w:t xml:space="preserve">Hosting og drift (Udkast)</w:t></w:r></w:p><w:p><w:pPr><w:spacing w:after="120"/></w:pPr><w:r><w:rPr><w:sz w:val="20"/><w:szCs w:val="20"/></w:rPr><w:t xml:space="preserve">Bal AI · told- og importanalyse af danske DMS/WCO-importdata</w:t></w:r></w:p><w:p><w:pPr><w:spacing w:after="120"/></w:pPr><w:r><w:rPr><w:sz w:val="20"/><w:szCs w:val="20"/></w:rPr><w:t xml:space="preserve">Version 0.1.0 · 18. juni 2026</w:t></w:r></w:p><w:p><w:pPr><w:spacing w:before="200"/></w:pPr><w:r><w:rPr><w:i/><w:iCs/><w:color w:val="666666"/><w:sz w:val="18"/><w:szCs w:val="18"/></w:rPr><w:t xml:space="preserve">Klassifikation: Fortroligt — internt. Kun privat repo og EY-godkendte systemer.</w:t></w:r></w:p><w:p><w:r><w:br w:type="page"/></w:r></w:p><w:p><w:pPr><w:spacing w:after="120"/></w:pPr><w:r><w:rPr><w:sz w:val="20"/><w:szCs w:val="20"/></w:rPr><w:t xml:space="preserve">UDKAST — den endelige driftsmodel afhænger af EY-platformsbeslutningen.</w:t></w:r></w:p><w:p><w:pPr><w:spacing w:after="120" w:before="280"/></w:pPr><w:r><w:rPr><w:b/><w:bCs/><w:color w:val="1B365D"/><w:sz w:val="26"/><w:szCs w:val="26"/></w:rPr><w:t xml:space="preserve">1. Nuværende opsætning</w:t></w:r></w:p><0/><w:p><w:pPr><w:spacing w:after="120" w:before="280"/></w:pPr><w:r><w:rPr><w:b/><w:bCs/><w:color w:val="1B365D"/><w:sz w:val="26"/><w:szCs w:val="26"/></w:rPr><w:t xml:space="preserve">2. Mål: EY-platform</w:t></w:r></w:p><w:p><w:pPr><w:spacing w:after="120"/></w:pPr><w:r><w:rPr><w:sz w:val="20"/><w:szCs w:val="20"/></w:rPr><w:t xml:space="preserve">Værktøjet er platform-agnostisk (WSGI + SQLite/volumen) og kan flyttes uden ændring i kontrol-logikken. Ved produktionsbrug med klientdata flyttes det til EY&apos;s godkendte platform; SQLite kan om nødvendigt erstattes af managed PostgreSQL.</w:t></w:r></w:p><w:p><w:pPr><w:spacing w:after="120" w:before="280"/></w:pPr><w:r><w:rPr><w:b/><w:bCs/><w:color w:val="1B365D"/><w:sz w:val="26"/><w:szCs w:val="26"/></w:rPr><w:t xml:space="preserve">3. Migrationsplan</w:t></w:r></w:p><0/><w:p><w:pPr><w:spacing w:after="120" w:before="280"/></w:pPr><w:r><w:rPr><w:b/><w:bCs/><w:color w:val="1B365D"/><w:sz w:val="26"/><w:szCs w:val="26"/></w:rPr><w:t xml:space="preserve">4. Miljø- og konfig-inventar</w:t></w:r></w:p><w:tbl><w:tblPr><w:tblW w:type="dxa" w:w="9360"/><w:tblBorders><w:top w:val="single" w:color="auto" w:sz="4"/><w:left w:val="single" w:color="auto" w:sz="4"/><w:bottom w:val="single" w:color="auto" w:sz="4"/><w:right w:val="single" w:color="auto" w:sz="4"/><w:insideH w:val="single" w:color="auto" w:sz="4"/><w:insideV w:val="single" w:color="auto" w:sz="4"/></w:tblBorders></w:tblPr><w:tblGrid><w:gridCol w:w="28"/><w:gridCol w:w="72"/></w:tblGrid><w:tr><w:trPr><w:tblHeader/></w:trPr><w:tc><w:tcPr><w:tcW w:type="dxa" w:w="28"/><w:shd w:fill="1B365D" w:color="auto" w:val="clear"/><w:tcMar><w:top w:type="dxa" w:w="60"/><w:left w:type="dxa" w:w="90"/><w:bottom w:type="dxa" w:w="60"/><w:right w:type="dxa" w:w="90"/></w:tcMar></w:tcPr><w:p><w:r><w:rPr><w:b/><w:bCs/><w:color w:val="FFFFFF"/><w:sz w:val="18"/><w:szCs w:val="18"/></w:rPr><w:t xml:space="preserve">Variabel</w:t></w:r></w:p></w:tc><w:tc><w:tcPr><w:tcW w:type="dxa" w:w="72"/><w:shd w:fill="1B365D" w:color="auto" w:val="clear"/><w:tcMar><w:top w:type="dxa" w:w="60"/><w:left w:type="dxa" w:w="90"/><w:bottom w:type="dxa" w:w="60"/><w:right w:type="dxa" w:w="90"/></w:tcMar></w:tcPr><w:p><w:r><w:rPr><w:b/><w:bCs/><w:color w:val="FFFFFF"/><w:sz w:val="18"/><w:szCs w:val="18"/></w:rPr><w:t xml:space="preserve">Formål</w:t></w:r></w:p></w:tc></w:tr><w:tr><w:tc><w:tcPr><w:tcW w:type="dxa" w:w="28"/><w:tcMar><w:top w:type="dxa" w:w="60"/><w:left w:type="dxa" w:w="90"/><w:bottom w:type="dxa" w:w="60"/><w:right w:type="dxa" w:w="90"/></w:tcMar></w:tcPr><w:p><w:r><w:rPr><w:b w:val="false"/><w:bCs w:val="false"/><w:color w:val="000000"/><w:sz w:val="18"/><w:szCs w:val="18"/></w:rPr><w:t xml:space="preserve">SECRET_KEY</w:t></w:r></w:p></w:tc><w:tc><w:tcPr><w:tcW w:type="dxa" w:w="72"/><w:tcMar><w:top w:type="dxa" w:w="60"/><w:left w:type="dxa" w:w="90"/><w:bottom w:type="dxa" w:w="60"/><w:right w:type="dxa" w:w="90"/></w:tcMar></w:tcPr><w:p><w:r><w:rPr><w:b w:val="false"/><w:bCs w:val="false"/><w:color w:val="000000"/><w:sz w:val="18"/><w:szCs w:val="18"/></w:rPr><w:t xml:space="preserve">Session-signering (skal være sat; deles på tværs ved central login)</w:t></w:r></w:p></w:tc></w:tr><w:tr><w:tc><w:tcPr><w:tcW w:type="dxa" w:w="28"/><w:tcMar><w:top w:type="dxa" w:w="60"/><w:left w:type="dxa" w:w="90"/><w:bottom w:type="dxa" w:w="60"/><w:right w:type="dxa" w:w="90"/></w:tcMar></w:tcPr><w:p><w:r><w:rPr><w:b w:val="false"/><w:bCs w:val="false"/><w:color w:val="000000"/><w:sz w:val="18"/><w:szCs w:val="18"/></w:rPr><w:t xml:space="preserve">AUTH_DB_PATH</w:t></w:r></w:p></w:tc><w:tc><w:tcPr><w:tcW w:type="dxa" w:w="72"/><w:tcMar><w:top w:type="dxa" w:w="60"/><w:left w:type="dxa" w:w="90"/><w:bottom w:type="dxa" w:w="60"/><w:right w:type="dxa" w:w="90"/></w:tcMar></w:tcPr><w:p><w:r><w:rPr><w:b w:val="false"/><w:bCs w:val="false"/><w:color w:val="000000"/><w:sz w:val="18"/><w:szCs w:val="18"/></w:rPr><w:t xml:space="preserve">Sti til auth-db på persistent volume (/data/auth.db)</w:t></w:r></w:p></w:tc></w:tr><w:tr><w:tc><w:tcPr><w:tcW w:type="dxa" w:w="28"/><w:tcMar><w:top w:type="dxa" w:w="60"/><w:left w:type="dxa" w:w="90"/><w:bottom w:type="dxa" w:w="60"/><w:right w:type="dxa" w:w="90"/></w:tcMar></w:tcPr><w:p><w:r><w:rPr><w:b w:val="false"/><w:bCs w:val="false"/><w:color w:val="000000"/><w:sz w:val="18"/><w:szCs w:val="18"/></w:rPr><w:t xml:space="preserve">AUDIT_DB_PATH</w:t></w:r></w:p></w:tc><w:tc><w:tcPr><w:tcW w:type="dxa" w:w="72"/><w:tcMar><w:top w:type="dxa" w:w="60"/><w:left w:type="dxa" w:w="90"/><w:bottom w:type="dxa" w:w="60"/><w:right w:type="dxa" w:w="90"/></w:tcMar></w:tcPr><w:p><w:r><w:rPr><w:b w:val="false"/><w:bCs w:val="false"/><w:color w:val="000000"/><w:sz w:val="18"/><w:szCs w:val="18"/></w:rPr><w:t xml:space="preserve">Sti til audit-db på persistent volume (/data/audit.db)</w:t></w:r></w:p></w:tc></w:tr><w:tr><w:tc><w:tcPr><w:tcW w:type="dxa" w:w="28"/><w:tcMar><w:top w:type="dxa" w:w="60"/><w:left w:type="dxa" w:w="90"/><w:bottom w:type="dxa" w:w="60"/><w:right w:type="dxa" w:w="90"/></w:tcMar></w:tcPr><w:p><w:r><w:rPr><w:b w:val="false"/><w:bCs w:val="false"/><w:color w:val="000000"/><w:sz w:val="18"/><w:szCs w:val="18"/></w:rPr><w:t xml:space="preserve">PORT</w:t></w:r></w:p></w:tc><w:tc><w:tcPr><w:tcW w:type="dxa" w:w="72"/><w:tcMar><w:top w:type="dxa" w:w="60"/><w:left w:type="dxa" w:w="90"/><w:bottom w:type="dxa" w:w="60"/><w:right w:type="dxa" w:w="90"/></w:tcMar></w:tcPr><w:p><w:r><w:rPr><w:b w:val="false"/><w:bCs w:val="false"/><w:color w:val="000000"/><w:sz w:val="18"/><w:szCs w:val="18"/></w:rPr><w:t xml:space="preserve">Bind-port (sættes af platformen)</w:t></w:r></w:p></w:tc></w:tr></w:tbl><w:p><w:pPr><w:spacing w:after="120"/></w:pPr><w:r><w:rPr><w:sz w:val="20"/><w:szCs w:val="20"/></w:rPr><w:t xml:space="preserve">Bemærk: stierne strippes for blanktegn i koden, så en utilsigtet mellemrums-fejl i en variabel ikke lander databasen på efemer disk (driftsfund, lukket 2026-06-18).</w:t></w:r></w:p><w:p><w:pPr><w:spacing w:after="120" w:before="280"/></w:pPr><w:r><w:rPr><w:b/><w:bCs/><w:color w:val="1B365D"/><w:sz w:val="26"/><w:szCs w:val="26"/></w:rPr><w:t xml:space="preserve">5. Backup og BCDR</w:t></w:r></w:p><w:p><w:pPr><w:spacing w:after="120"/></w:pPr><w:r><w:rPr><w:sz w:val="20"/><w:szCs w:val="20"/></w:rPr><w:t xml:space="preserve">Udkast: Backup af auth/audit-volumet og gendannelsesprocedure fastlægges på målplatformen. Da intet angivelsesindhold gemmes, er gendannelsesbehovet begrænset til brugerkonti og audit-metadata. Referencedata kan altid regenereres fra de officielle kilder.</w:t></w:r></w:p><w:p><w:pPr><w:spacing w:after="120" w:before="280"/></w:pPr><w:r><w:rPr><w:b/><w:bCs/><w:color w:val="1B365D"/><w:sz w:val="26"/><w:szCs w:val="26"/></w:rPr><w:t xml:space="preserve">6. Roller og ansvar</w:t></w:r></w:p><w:tbl><w:tblPr><w:tblW w:type="dxa" w:w="9360"/><w:tblBorders><w:top w:val="single" w:color="auto" w:sz="4"/><w:left w:val="single" w:color="auto" w:sz="4"/><w:bottom w:val="single" w:color="auto" w:sz="4"/><w:right w:val="single" w:color="auto" w:sz="4"/><w:insideH w:val="single" w:color="auto" w:sz="4"/><w:insideV w:val="single" w:color="auto" w:sz="4"/></w:tblBorders></w:tblPr><w:tblGrid><w:gridCol w:w="30"/><w:gridCol w:w="70"/></w:tblGrid><w:tr><w:trPr><w:tblHeader/></w:trPr><w:tc><w:tcPr><w:tcW w:type="dxa" w:w="30"/><w:shd w:fill="1B365D" w:color="auto" w:val="clear"/><w:tcMar><w:top w:type="dxa" w:w="60"/><w:left w:type="dxa" w:w="90"/><w:bottom w:type="dxa" w:w="60"/><w:right w:type="dxa" w:w="90"/></w:tcMar></w:tcPr><w:p><w:r><w:rPr><w:b/><w:bCs/><w:color w:val="FFFFFF"/><w:sz w:val="18"/><w:szCs w:val="18"/></w:rPr><w:t xml:space="preserve">Rolle</w:t></w:r></w:p></w:tc><w:tc><w:tcPr><w:tcW w:type="dxa" w:w="70"/><w:shd w:fill="1B365D" w:color="auto" w:val="clear"/><w:tcMar><w:top w:type="dxa" w:w="60"/><w:left w:type="dxa" w:w="90"/><w:bottom w:type="dxa" w:w="60"/><w:right w:type="dxa" w:w="90"/></w:tcMar></w:tcPr><w:p><w:r><w:rPr><w:b/><w:bCs/><w:color w:val="FFFFFF"/><w:sz w:val="18"/><w:szCs w:val="18"/></w:rPr><w:t xml:space="preserve">Ansvar</w:t></w:r></w:p></w:tc></w:tr><w:tr><w:tc><w:tcPr><w:tcW w:type="dxa" w:w="30"/><w:tcMar><w:top w:type="dxa" w:w="60"/><w:left w:type="dxa" w:w="90"/><w:bottom w:type="dxa" w:w="60"/><w:right w:type="dxa" w:w="90"/></w:tcMar></w:tcPr><w:p><w:r><w:rPr><w:b w:val="false"/><w:bCs w:val="false"/><w:color w:val="000000"/><w:sz w:val="18"/><w:szCs w:val="18"/></w:rPr><w:t xml:space="preserve">Udvikling (Bal AI)</w:t></w:r></w:p></w:tc><w:tc><w:tcPr><w:tcW w:type="dxa" w:w="70"/><w:tcMar><w:top w:type="dxa" w:w="60"/><w:left w:type="dxa" w:w="90"/><w:bottom w:type="dxa" w:w="60"/><w:right w:type="dxa" w:w="90"/></w:tcMar></w:tcPr><w:p><w:r><w:rPr><w:b w:val="false"/><w:bCs w:val="false"/><w:color w:val="000000"/><w:sz w:val="18"/><w:szCs w:val="18"/></w:rPr><w:t xml:space="preserve">Kode, tests, regelkatalog, referencedata-sync, deploy</w:t></w:r></w:p></w:tc></w:tr><w:tr><w:tc><w:tcPr><w:tcW w:type="dxa" w:w="30"/><w:tcMar><w:top w:type="dxa" w:w="60"/><w:left w:type="dxa" w:w="90"/><w:bottom w:type="dxa" w:w="60"/><w:right w:type="dxa" w:w="90"/></w:tcMar></w:tcPr><w:p><w:r><w:rPr><w:b w:val="false"/><w:bCs w:val="false"/><w:color w:val="000000"/><w:sz w:val="18"/><w:szCs w:val="18"/></w:rPr><w:t xml:space="preserve">Drift / platform</w:t></w:r></w:p></w:tc><w:tc><w:tcPr><w:tcW w:type="dxa" w:w="70"/><w:tcMar><w:top w:type="dxa" w:w="60"/><w:left w:type="dxa" w:w="90"/><w:bottom w:type="dxa" w:w="60"/><w:right w:type="dxa" w:w="90"/></w:tcMar></w:tcPr><w:p><w:r><w:rPr><w:b w:val="false"/><w:bCs w:val="false"/><w:color w:val="000000"/><w:sz w:val="18"/><w:szCs w:val="18"/></w:rPr><w:t xml:space="preserve">Hosting, volumen, region/EU-residency, backup</w:t></w:r></w:p></w:tc></w:tr><w:tr><w:tc><w:tcPr><w:tcW w:type="dxa" w:w="30"/><w:tcMar><w:top w:type="dxa" w:w="60"/><w:left w:type="dxa" w:w="90"/><w:bottom w:type="dxa" w:w="60"/><w:right w:type="dxa" w:w="90"/></w:tcMar></w:tcPr><w:p><w:r><w:rPr><w:b w:val="false"/><w:bCs w:val="false"/><w:color w:val="000000"/><w:sz w:val="18"/><w:szCs w:val="18"/></w:rPr><w:t xml:space="preserve">EY tool-governance</w:t></w:r></w:p></w:tc><w:tc><w:tcPr><w:tcW w:type="dxa" w:w="70"/><w:tcMar><w:top w:type="dxa" w:w="60"/><w:left w:type="dxa" w:w="90"/><w:bottom w:type="dxa" w:w="60"/><w:right w:type="dxa" w:w="90"/></w:tcMar></w:tcPr><w:p><w:r><w:rPr><w:b w:val="false"/><w:bCs w:val="false"/><w:color w:val="000000"/><w:sz w:val="18"/><w:szCs w:val="18"/></w:rPr><w:t xml:space="preserve">Godkendelse, platformsvalg, support-model</w:t></w:r></w:p></w:tc></w:tr><w:tr><w:tc><w:tcPr><w:tcW w:type="dxa" w:w="30"/><w:tcMar><w:top w:type="dxa" w:w="60"/><w:left w:type="dxa" w:w="90"/><w:bottom w:type="dxa" w:w="60"/><w:right w:type="dxa" w:w="90"/></w:tcMar></w:tcPr><w:p><w:r><w:rPr><w:b w:val="false"/><w:bCs w:val="false"/><w:color w:val="000000"/><w:sz w:val="18"/><w:szCs w:val="18"/></w:rPr><w:t xml:space="preserve">Jura / DPO</w:t></w:r></w:p></w:tc><w:tc><w:tcPr><w:tcW w:type="dxa" w:w="70"/><w:tcMar><w:top w:type="dxa" w:w="60"/><w:left w:type="dxa" w:w="90"/><w:bottom w:type="dxa" w:w="60"/><w:right w:type="dxa" w:w="90"/></w:tcMar></w:tcPr><w:p><w:r><w:rPr><w:b w:val="false"/><w:bCs w:val="false"/><w:color w:val="000000"/><w:sz w:val="18"/><w:szCs w:val="18"/></w:rPr><w:t xml:space="preserve">Behandlingsgrundlag, DPA, dataplacering</w:t></w:r></w:p></w:tc></w:tr></w:tbl><w:p><w:pPr><w:spacing w:after="120" w:before="280"/></w:pPr><w:r><w:rPr><w:b/><w:bCs/><w:color w:val="1B365D"/><w:sz w:val="26"/><w:szCs w:val="26"/></w:rPr><w:t xml:space="preserve">7. Support og vedligehold</w:t></w:r></w:p><w:p><w:pPr><w:spacing w:after="120"/></w:pPr><w:r><w:rPr><w:sz w:val="20"/><w:szCs w:val="20"/></w:rPr><w:t xml:space="preserve">Udkast: SLA, support-bemanding og vedligeholdelsesvinduer er en organisatorisk beslutning ved EY-flytning. Vedligehold af tarif-motoren er automatiseret (månedlig sync med selvtjek).</w:t></w:r></w:p><w:sectPr><w:pgSz w:w="11906" w:h="16838" w:orient="portrait"/><w:pgMar w:top="1134" w:right="1134" w:bottom="1134" w:left="1134" w:header="708" w:footer="708" w:gutter="0"/><w:pgNumType/><w:docGrid w:linePitch="360"/></w:sectPr></w:body></w:document>
+<file path=word/document.xml><?xml version="1.0" encoding="UTF-8" standalone="yes"?><w:document mc:Ignorable="w14 w15 wp14" xmlns:wpc="http://schemas.microsoft.com/office/word/2010/wordprocessingCanvas" xmlns:mc="http://schemas.openxmlformats.org/markup-compatibility/2006" xmlns:o="urn:schemas-microsoft-com:office:office" xmlns:r="http://schemas.openxmlformats.org/officeDocument/2006/relationships" xmlns:m="http://schemas.openxmlformats.org/officeDocument/2006/math" xmlns:v="urn:schemas-microsoft-com:vml" xmlns:wp14="http://schemas.microsoft.com/office/word/2010/wordprocessingDrawing" xmlns:wp="http://schemas.openxmlformats.org/drawingml/2006/wordprocessingDrawing" xmlns:w10="urn:schemas-microsoft-com:office:word" xmlns:w="http://schemas.openxmlformats.org/wordprocessingml/2006/main" xmlns:w14="http://schemas.microsoft.com/office/word/2010/wordml" xmlns:w15="http://schemas.microsoft.com/office/word/2012/wordml" xmlns:wpg="http://schemas.microsoft.com/office/word/2010/wordprocessingGroup" xmlns:wpi="http://schemas.microsoft.com/office/word/2010/wordprocessingInk" xmlns:wne="http://schemas.microsoft.com/office/word/2006/wordml" xmlns:wps="http://schemas.microsoft.com/office/word/2010/wordprocessingShape" xmlns:cx="http://schemas.microsoft.com/office/drawing/2014/chartex" xmlns:cx1="http://schemas.microsoft.com/office/drawing/2015/9/8/chartex" xmlns:cx2="http://schemas.microsoft.com/office/drawing/2015/10/21/chartex" xmlns:cx3="http://schemas.microsoft.com/office/drawing/2016/5/9/chartex" xmlns:cx4="http://schemas.microsoft.com/office/drawing/2016/5/10/chartex" xmlns:cx5="http://schemas.microsoft.com/office/drawing/2016/5/11/chartex" xmlns:cx6="http://schemas.microsoft.com/office/drawing/2016/5/12/chartex" xmlns:cx7="http://schemas.microsoft.com/office/drawing/2016/5/13/chartex" xmlns:cx8="http://schemas.microsoft.com/office/drawing/2016/5/14/chartex" xmlns:aink="http://schemas.microsoft.com/office/drawing/2016/ink" xmlns:am3d="http://schemas.microsoft.com/office/drawing/2017/model3d" xmlns:w16cex="http://schemas.microsoft.com/office/word/2018/wordml/cex" xmlns:w16cid="http://schemas.microsoft.com/office/word/2016/wordml/cid" xmlns:w16="http://schemas.microsoft.com/office/word/2018/wordml" xmlns:w16sdtdh="http://schemas.microsoft.com/office/word/2020/wordml/sdtdatahash" xmlns:w16se="http://schemas.microsoft.com/office/word/2015/wordml/symex"><w:body><w:p><w:pPr><w:spacing w:after="0" w:before="1200"/></w:pPr><w:r><w:rPr><w:b/><w:bCs/><w:color w:val="1B365D"/><w:sz w:val="52"/><w:szCs w:val="52"/></w:rPr><w:t xml:space="preserve">Customs Analytics</w:t></w:r></w:p><w:p><w:pPr><w:spacing w:after="200"/></w:pPr><w:r><w:rPr><w:color w:val="2E5C8A"/><w:sz w:val="30"/><w:szCs w:val="30"/></w:rPr><w:t xml:space="preserve">Hosting og drift (Udkast)</w:t></w:r></w:p><w:p><w:pPr><w:spacing w:after="120"/></w:pPr><w:r><w:rPr><w:sz w:val="20"/><w:szCs w:val="20"/></w:rPr><w:t xml:space="preserve">Bal AI · told- og importanalyse af danske DMS/WCO-importdata</w:t></w:r></w:p><w:p><w:pPr><w:spacing w:after="120"/></w:pPr><w:r><w:rPr><w:sz w:val="20"/><w:szCs w:val="20"/></w:rPr><w:t xml:space="preserve">Version 0.2.0 · 1. juli 2026</w:t></w:r></w:p><w:p><w:pPr><w:spacing w:before="200"/></w:pPr><w:r><w:rPr><w:i/><w:iCs/><w:color w:val="666666"/><w:sz w:val="18"/><w:szCs w:val="18"/></w:rPr><w:t xml:space="preserve">Klassifikation: Fortroligt — internt. Kun privat repo og EY-godkendte systemer.</w:t></w:r></w:p><w:p><w:r><w:br w:type="page"/></w:r></w:p><w:p><w:pPr><w:spacing w:after="120"/></w:pPr><w:r><w:rPr><w:sz w:val="20"/><w:szCs w:val="20"/></w:rPr><w:t xml:space="preserve">UDKAST — den endelige driftsmodel afhænger af EY-platformsbeslutningen.</w:t></w:r></w:p><w:p><w:pPr><w:spacing w:after="120" w:before="280"/></w:pPr><w:r><w:rPr><w:b/><w:bCs/><w:color w:val="1B365D"/><w:sz w:val="26"/><w:szCs w:val="26"/></w:rPr><w:t xml:space="preserve">1. Nuværende opsætning</w:t></w:r></w:p><0/><w:p><w:pPr><w:spacing w:after="120" w:before="280"/></w:pPr><w:r><w:rPr><w:b/><w:bCs/><w:color w:val="1B365D"/><w:sz w:val="26"/><w:szCs w:val="26"/></w:rPr><w:t xml:space="preserve">2. Mål: EY-platform</w:t></w:r></w:p><w:p><w:pPr><w:spacing w:after="120"/></w:pPr><w:r><w:rPr><w:sz w:val="20"/><w:szCs w:val="20"/></w:rPr><w:t xml:space="preserve">Værktøjet er platform-agnostisk (WSGI + SQLite/volumen) og kan flyttes uden ændring i kontrol-logikken. Ved produktionsbrug med klientdata flyttes det til EY&apos;s godkendte platform; SQLite kan om nødvendigt erstattes af managed PostgreSQL.</w:t></w:r></w:p><w:p><w:pPr><w:spacing w:after="120" w:before="280"/></w:pPr><w:r><w:rPr><w:b/><w:bCs/><w:color w:val="1B365D"/><w:sz w:val="26"/><w:szCs w:val="26"/></w:rPr><w:t xml:space="preserve">3. Migrationsplan</w:t></w:r></w:p><0/><w:p><w:pPr><w:spacing w:after="120" w:before="280"/></w:pPr><w:r><w:rPr><w:b/><w:bCs/><w:color w:val="1B365D"/><w:sz w:val="26"/><w:szCs w:val="26"/></w:rPr><w:t xml:space="preserve">4. Miljø- og konfig-inventar</w:t></w:r></w:p><w:tbl><w:tblPr><w:tblW w:type="dxa" w:w="9360"/><w:tblBorders><w:top w:val="single" w:color="auto" w:sz="4"/><w:left w:val="single" w:color="auto" w:sz="4"/><w:bottom w:val="single" w:color="auto" w:sz="4"/><w:right w:val="single" w:color="auto" w:sz="4"/><w:insideH w:val="single" w:color="auto" w:sz="4"/><w:insideV w:val="single" w:color="auto" w:sz="4"/></w:tblBorders></w:tblPr><w:tblGrid><w:gridCol w:w="28"/><w:gridCol w:w="72"/></w:tblGrid><w:tr><w:trPr><w:tblHeader/></w:trPr><w:tc><w:tcPr><w:tcW w:type="dxa" w:w="28"/><w:shd w:fill="1B365D" w:color="auto" w:val="clear"/><w:tcMar><w:top w:type="dxa" w:w="60"/><w:left w:type="dxa" w:w="90"/><w:bottom w:type="dxa" w:w="60"/><w:right w:type="dxa" w:w="90"/></w:tcMar></w:tcPr><w:p><w:r><w:rPr><w:b/><w:bCs/><w:color w:val="FFFFFF"/><w:sz w:val="18"/><w:szCs w:val="18"/></w:rPr><w:t xml:space="preserve">Variabel</w:t></w:r></w:p></w:tc><w:tc><w:tcPr><w:tcW w:type="dxa" w:w="72"/><w:shd w:fill="1B365D" w:color="auto" w:val="clear"/><w:tcMar><w:top w:type="dxa" w:w="60"/><w:left w:type="dxa" w:w="90"/><w:bottom w:type="dxa" w:w="60"/><w:right w:type="dxa" w:w="90"/></w:tcMar></w:tcPr><w:p><w:r><w:rPr><w:b/><w:bCs/><w:color w:val="FFFFFF"/><w:sz w:val="18"/><w:szCs w:val="18"/></w:rPr><w:t xml:space="preserve">Formål</w:t></w:r></w:p></w:tc></w:tr><w:tr><w:tc><w:tcPr><w:tcW w:type="dxa" w:w="28"/><w:tcMar><w:top w:type="dxa" w:w="60"/><w:left w:type="dxa" w:w="90"/><w:bottom w:type="dxa" w:w="60"/><w:right w:type="dxa" w:w="90"/></w:tcMar></w:tcPr><w:p><w:r><w:rPr><w:b w:val="false"/><w:bCs w:val="false"/><w:color w:val="000000"/><w:sz w:val="18"/><w:szCs w:val="18"/></w:rPr><w:t xml:space="preserve">SECRET_KEY</w:t></w:r></w:p></w:tc><w:tc><w:tcPr><w:tcW w:type="dxa" w:w="72"/><w:tcMar><w:top w:type="dxa" w:w="60"/><w:left w:type="dxa" w:w="90"/><w:bottom w:type="dxa" w:w="60"/><w:right w:type="dxa" w:w="90"/></w:tcMar></w:tcPr><w:p><w:r><w:rPr><w:b w:val="false"/><w:bCs w:val="false"/><w:color w:val="000000"/><w:sz w:val="18"/><w:szCs w:val="18"/></w:rPr><w:t xml:space="preserve">Session-signering (skal være sat; deles på tværs ved central login)</w:t></w:r></w:p></w:tc></w:tr><w:tr><w:tc><w:tcPr><w:tcW w:type="dxa" w:w="28"/><w:tcMar><w:top w:type="dxa" w:w="60"/><w:left w:type="dxa" w:w="90"/><w:bottom w:type="dxa" w:w="60"/><w:right w:type="dxa" w:w="90"/></w:tcMar></w:tcPr><w:p><w:r><w:rPr><w:b w:val="false"/><w:bCs w:val="false"/><w:color w:val="000000"/><w:sz w:val="18"/><w:szCs w:val="18"/></w:rPr><w:t xml:space="preserve">AUTH_DB_PATH</w:t></w:r></w:p></w:tc><w:tc><w:tcPr><w:tcW w:type="dxa" w:w="72"/><w:tcMar><w:top w:type="dxa" w:w="60"/><w:left w:type="dxa" w:w="90"/><w:bottom w:type="dxa" w:w="60"/><w:right w:type="dxa" w:w="90"/></w:tcMar></w:tcPr><w:p><w:r><w:rPr><w:b w:val="false"/><w:bCs w:val="false"/><w:color w:val="000000"/><w:sz w:val="18"/><w:szCs w:val="18"/></w:rPr><w:t xml:space="preserve">Sti til auth-db på persistent volume (/data/auth.db)</w:t></w:r></w:p></w:tc></w:tr><w:tr><w:tc><w:tcPr><w:tcW w:type="dxa" w:w="28"/><w:tcMar><w:top w:type="dxa" w:w="60"/><w:left w:type="dxa" w:w="90"/><w:bottom w:type="dxa" w:w="60"/><w:right w:type="dxa" w:w="90"/></w:tcMar></w:tcPr><w:p><w:r><w:rPr><w:b w:val="false"/><w:bCs w:val="false"/><w:color w:val="000000"/><w:sz w:val="18"/><w:szCs w:val="18"/></w:rPr><w:t xml:space="preserve">AUDIT_DB_PATH</w:t></w:r></w:p></w:tc><w:tc><w:tcPr><w:tcW w:type="dxa" w:w="72"/><w:tcMar><w:top w:type="dxa" w:w="60"/><w:left w:type="dxa" w:w="90"/><w:bottom w:type="dxa" w:w="60"/><w:right w:type="dxa" w:w="90"/></w:tcMar></w:tcPr><w:p><w:r><w:rPr><w:b w:val="false"/><w:bCs w:val="false"/><w:color w:val="000000"/><w:sz w:val="18"/><w:szCs w:val="18"/></w:rPr><w:t xml:space="preserve">Sti til audit-db på persistent volume (/data/audit.db)</w:t></w:r></w:p></w:tc></w:tr><w:tr><w:tc><w:tcPr><w:tcW w:type="dxa" w:w="28"/><w:tcMar><w:top w:type="dxa" w:w="60"/><w:left w:type="dxa" w:w="90"/><w:bottom w:type="dxa" w:w="60"/><w:right w:type="dxa" w:w="90"/></w:tcMar></w:tcPr><w:p><w:r><w:rPr><w:b w:val="false"/><w:bCs w:val="false"/><w:color w:val="000000"/><w:sz w:val="18"/><w:szCs w:val="18"/></w:rPr><w:t xml:space="preserve">PORT</w:t></w:r></w:p></w:tc><w:tc><w:tcPr><w:tcW w:type="dxa" w:w="72"/><w:tcMar><w:top w:type="dxa" w:w="60"/><w:left w:type="dxa" w:w="90"/><w:bottom w:type="dxa" w:w="60"/><w:right w:type="dxa" w:w="90"/></w:tcMar></w:tcPr><w:p><w:r><w:rPr><w:b w:val="false"/><w:bCs w:val="false"/><w:color w:val="000000"/><w:sz w:val="18"/><w:szCs w:val="18"/></w:rPr><w:t xml:space="preserve">Bind-port (sættes af platformen)</w:t></w:r></w:p></w:tc></w:tr></w:tbl><w:p><w:pPr><w:spacing w:after="120"/></w:pPr><w:r><w:rPr><w:sz w:val="20"/><w:szCs w:val="20"/></w:rPr><w:t xml:space="preserve">Bemærk: stierne strippes for blanktegn i koden, så en utilsigtet mellemrums-fejl i en variabel ikke lander databasen på efemer disk (driftsfund, lukket 2026-06-18).</w:t></w:r></w:p><w:p><w:pPr><w:spacing w:after="120" w:before="280"/></w:pPr><w:r><w:rPr><w:b/><w:bCs/><w:color w:val="1B365D"/><w:sz w:val="26"/><w:szCs w:val="26"/></w:rPr><w:t xml:space="preserve">5. Backup og BCDR</w:t></w:r></w:p><w:p><w:pPr><w:spacing w:after="120"/></w:pPr><w:r><w:rPr><w:sz w:val="20"/><w:szCs w:val="20"/></w:rPr><w:t xml:space="preserve">Udkast: Backup af auth/audit-volumet og gendannelsesprocedure fastlægges på målplatformen. Da intet angivelsesindhold gemmes, er gendannelsesbehovet begrænset til brugerkonti og audit-metadata. Referencedata kan altid regenereres fra de officielle kilder.</w:t></w:r></w:p><w:p><w:pPr><w:spacing w:after="120" w:before="280"/></w:pPr><w:r><w:rPr><w:b/><w:bCs/><w:color w:val="1B365D"/><w:sz w:val="26"/><w:szCs w:val="26"/></w:rPr><w:t xml:space="preserve">6. Roller og ansvar</w:t></w:r></w:p><w:tbl><w:tblPr><w:tblW w:type="dxa" w:w="9360"/><w:tblBorders><w:top w:val="single" w:color="auto" w:sz="4"/><w:left w:val="single" w:color="auto" w:sz="4"/><w:bottom w:val="single" w:color="auto" w:sz="4"/><w:right w:val="single" w:color="auto" w:sz="4"/><w:insideH w:val="single" w:color="auto" w:sz="4"/><w:insideV w:val="single" w:color="auto" w:sz="4"/></w:tblBorders></w:tblPr><w:tblGrid><w:gridCol w:w="30"/><w:gridCol w:w="70"/></w:tblGrid><w:tr><w:trPr><w:tblHeader/></w:trPr><w:tc><w:tcPr><w:tcW w:type="dxa" w:w="30"/><w:shd w:fill="1B365D" w:color="auto" w:val="clear"/><w:tcMar><w:top w:type="dxa" w:w="60"/><w:left w:type="dxa" w:w="90"/><w:bottom w:type="dxa" w:w="60"/><w:right w:type="dxa" w:w="90"/></w:tcMar></w:tcPr><w:p><w:r><w:rPr><w:b/><w:bCs/><w:color w:val="FFFFFF"/><w:sz w:val="18"/><w:szCs w:val="18"/></w:rPr><w:t xml:space="preserve">Rolle</w:t></w:r></w:p></w:tc><w:tc><w:tcPr><w:tcW w:type="dxa" w:w="70"/><w:shd w:fill="1B365D" w:color="auto" w:val="clear"/><w:tcMar><w:top w:type="dxa" w:w="60"/><w:left w:type="dxa" w:w="90"/><w:bottom w:type="dxa" w:w="60"/><w:right w:type="dxa" w:w="90"/></w:tcMar></w:tcPr><w:p><w:r><w:rPr><w:b/><w:bCs/><w:color w:val="FFFFFF"/><w:sz w:val="18"/><w:szCs w:val="18"/></w:rPr><w:t xml:space="preserve">Ansvar</w:t></w:r></w:p></w:tc></w:tr><w:tr><w:tc><w:tcPr><w:tcW w:type="dxa" w:w="30"/><w:tcMar><w:top w:type="dxa" w:w="60"/><w:left w:type="dxa" w:w="90"/><w:bottom w:type="dxa" w:w="60"/><w:right w:type="dxa" w:w="90"/></w:tcMar></w:tcPr><w:p><w:r><w:rPr><w:b w:val="false"/><w:bCs w:val="false"/><w:color w:val="000000"/><w:sz w:val="18"/><w:szCs w:val="18"/></w:rPr><w:t xml:space="preserve">Udvikling (Bal AI)</w:t></w:r></w:p></w:tc><w:tc><w:tcPr><w:tcW w:type="dxa" w:w="70"/><w:tcMar><w:top w:type="dxa" w:w="60"/><w:left w:type="dxa" w:w="90"/><w:bottom w:type="dxa" w:w="60"/><w:right w:type="dxa" w:w="90"/></w:tcMar></w:tcPr><w:p><w:r><w:rPr><w:b w:val="false"/><w:bCs w:val="false"/><w:color w:val="000000"/><w:sz w:val="18"/><w:szCs w:val="18"/></w:rPr><w:t xml:space="preserve">Kode, tests, regelkatalog, referencedata-sync, deploy</w:t></w:r></w:p></w:tc></w:tr><w:tr><w:tc><w:tcPr><w:tcW w:type="dxa" w:w="30"/><w:tcMar><w:top w:type="dxa" w:w="60"/><w:left w:type="dxa" w:w="90"/><w:bottom w:type="dxa" w:w="60"/><w:right w:type="dxa" w:w="90"/></w:tcMar></w:tcPr><w:p><w:r><w:rPr><w:b w:val="false"/><w:bCs w:val="false"/><w:color w:val="000000"/><w:sz w:val="18"/><w:szCs w:val="18"/></w:rPr><w:t xml:space="preserve">Drift / platform</w:t></w:r></w:p></w:tc><w:tc><w:tcPr><w:tcW w:type="dxa" w:w="70"/><w:tcMar><w:top w:type="dxa" w:w="60"/><w:left w:type="dxa" w:w="90"/><w:bottom w:type="dxa" w:w="60"/><w:right w:type="dxa" w:w="90"/></w:tcMar></w:tcPr><w:p><w:r><w:rPr><w:b w:val="false"/><w:bCs w:val="false"/><w:color w:val="000000"/><w:sz w:val="18"/><w:szCs w:val="18"/></w:rPr><w:t xml:space="preserve">Hosting, volumen, region/EU-residency, backup</w:t></w:r></w:p></w:tc></w:tr><w:tr><w:tc><w:tcPr><w:tcW w:type="dxa" w:w="30"/><w:tcMar><w:top w:type="dxa" w:w="60"/><w:left w:type="dxa" w:w="90"/><w:bottom w:type="dxa" w:w="60"/><w:right w:type="dxa" w:w="90"/></w:tcMar></w:tcPr><w:p><w:r><w:rPr><w:b w:val="false"/><w:bCs w:val="false"/><w:color w:val="000000"/><w:sz w:val="18"/><w:szCs w:val="18"/></w:rPr><w:t xml:space="preserve">EY tool-governance</w:t></w:r></w:p></w:tc><w:tc><w:tcPr><w:tcW w:type="dxa" w:w="70"/><w:tcMar><w:top w:type="dxa" w:w="60"/><w:left w:type="dxa" w:w="90"/><w:bottom w:type="dxa" w:w="60"/><w:right w:type="dxa" w:w="90"/></w:tcMar></w:tcPr><w:p><w:r><w:rPr><w:b w:val="false"/><w:bCs w:val="false"/><w:color w:val="000000"/><w:sz w:val="18"/><w:szCs w:val="18"/></w:rPr><w:t xml:space="preserve">Godkendelse, platformsvalg, support-model</w:t></w:r></w:p></w:tc></w:tr><w:tr><w:tc><w:tcPr><w:tcW w:type="dxa" w:w="30"/><w:tcMar><w:top w:type="dxa" w:w="60"/><w:left w:type="dxa" w:w="90"/><w:bottom w:type="dxa" w:w="60"/><w:right w:type="dxa" w:w="90"/></w:tcMar></w:tcPr><w:p><w:r><w:rPr><w:b w:val="false"/><w:bCs w:val="false"/><w:color w:val="000000"/><w:sz w:val="18"/><w:szCs w:val="18"/></w:rPr><w:t xml:space="preserve">Jura / DPO</w:t></w:r></w:p></w:tc><w:tc><w:tcPr><w:tcW w:type="dxa" w:w="70"/><w:tcMar><w:top w:type="dxa" w:w="60"/><w:left w:type="dxa" w:w="90"/><w:bottom w:type="dxa" w:w="60"/><w:right w:type="dxa" w:w="90"/></w:tcMar></w:tcPr><w:p><w:r><w:rPr><w:b w:val="false"/><w:bCs w:val="false"/><w:color w:val="000000"/><w:sz w:val="18"/><w:szCs w:val="18"/></w:rPr><w:t xml:space="preserve">Behandlingsgrundlag, DPA, dataplacering</w:t></w:r></w:p></w:tc></w:tr></w:tbl><w:p><w:pPr><w:spacing w:after="120" w:before="280"/></w:pPr><w:r><w:rPr><w:b/><w:bCs/><w:color w:val="1B365D"/><w:sz w:val="26"/><w:szCs w:val="26"/></w:rPr><w:t xml:space="preserve">7. Support og vedligehold</w:t></w:r></w:p><w:p><w:pPr><w:spacing w:after="120"/></w:pPr><w:r><w:rPr><w:sz w:val="20"/><w:szCs w:val="20"/></w:rPr><w:t xml:space="preserve">Udkast: SLA, support-bemanding og vedligeholdelsesvinduer er en organisatorisk beslutning ved EY-flytning. Vedligehold af tarif-motoren er automatiseret (månedlig sync med selvtjek).</w:t></w:r></w:p><w:sectPr><w:pgSz w:w="11906" w:h="16838" w:orient="portrait"/><w:pgMar w:top="1134" w:right="1134" w:bottom="1134" w:left="1134" w:header="708" w:footer="708" w:gutter="0"/><w:pgNumType/><w:docGrid w:linePitch="360"/></w:sectPr></w:body></w:document>
 </file>
 
 <file path=word/comments.xml><?xml version="1.0" encoding="utf-8"?>
